--- a/docs/monitor_proj_progress/BÁO CÁO GIAI ĐOẠN 2.docx
+++ b/docs/monitor_proj_progress/BÁO CÁO GIAI ĐOẠN 2.docx
@@ -13434,7 +13434,7 @@
           <w:sz w:val="26"/>
           <w:szCs w:val="26"/>
         </w:rPr>
-        <w:t>10)   NOT NULL,</w:t>
+        <w:t>1)    NOT NULL CHECK (gender IN ('M', 'F')),</w:t>
       </w:r>
     </w:p>
     <w:p>
